--- a/site/documents/prays-list.docx
+++ b/site/documents/prays-list.docx
@@ -1171,7 +1171,7 @@
           </w:tcPr>
           <w:p>
             <w:r>
-              <w:t>Профессиональная гигиена полости рта и зубов с помощью аппарата « Аir-flow» (в области зубов одной челюсти)</w:t>
+              <w:t>Профессиональная гигиена полости рта и зубов с помощью аппарата «Air-flow» (в области зубов одной челюсти)</w:t>
             </w:r>
           </w:p>
         </w:tc>
@@ -1653,7 +1653,7 @@
           </w:tcPr>
           <w:p>
             <w:r>
-              <w:t>Наложение защиты Оптра дам</w:t>
+              <w:t>Наложение защиты OptraDam</w:t>
             </w:r>
           </w:p>
         </w:tc>
@@ -2013,7 +2013,7 @@
           </w:tcPr>
           <w:p>
             <w:r>
-              <w:t>Восстановление зуба пломбой с нарушением контактного пункта III и V класс по Блеку (один)</w:t>
+              <w:t>Восстановление зуба пломбой с нарушением контактного пункта III и V класс по Блэку (один контактный пункт)</w:t>
             </w:r>
           </w:p>
         </w:tc>
@@ -2058,7 +2058,7 @@
           </w:tcPr>
           <w:p>
             <w:r>
-              <w:t>Восстановление зуба пломбой I и V класс по Блеку</w:t>
+              <w:t>Восстановление зуба пломбой I и V класс по Блэку</w:t>
             </w:r>
           </w:p>
         </w:tc>
@@ -2103,7 +2103,7 @@
           </w:tcPr>
           <w:p>
             <w:r>
-              <w:t>Восстановление зуба пломбой с нарушением контактного пункта II и V класс по Блеку</w:t>
+              <w:t>Восстановление зуба пломбой с нарушением контактного пункта II и V класс по Блэку</w:t>
             </w:r>
           </w:p>
         </w:tc>
@@ -2148,7 +2148,7 @@
           </w:tcPr>
           <w:p>
             <w:r>
-              <w:t>Восстановление зуба пломбой с нарушением контактного пункта II,V класс по Блеку (два контактных пункта)</w:t>
+              <w:t>Восстановление зуба пломбой с нарушением контактного пункта II, V класс по Блэку (два контактных пункта)</w:t>
             </w:r>
           </w:p>
         </w:tc>
@@ -2193,7 +2193,7 @@
           </w:tcPr>
           <w:p>
             <w:r>
-              <w:t>Восстановление зуба пломбой II, III класс по Блеку два контактных пункта)</w:t>
+              <w:t>Восстановление зуба пломбой II, III класс по Блэку (два контактных пункта)</w:t>
             </w:r>
           </w:p>
         </w:tc>
@@ -2283,7 +2283,7 @@
           </w:tcPr>
           <w:p>
             <w:r>
-              <w:t>Восстановление зуба пломбой VI класс по Блеку</w:t>
+              <w:t>Восстановление зуба пломбой VI класс по Блэку</w:t>
             </w:r>
           </w:p>
         </w:tc>
@@ -2373,7 +2373,7 @@
           </w:tcPr>
           <w:p>
             <w:r>
-              <w:t>Восстановление зуба пломбой VI и III класс по Блеку (два контактных пункта)</w:t>
+              <w:t>Восстановление зуба пломбой VI и III класс по Блэку (два контактных пункта)</w:t>
             </w:r>
           </w:p>
         </w:tc>
@@ -3051,7 +3051,7 @@
           </w:tcPr>
           <w:p>
             <w:r>
-              <w:t>Наложение временной пломбы (дентин- паста)</w:t>
+              <w:t>Наложение временной пломбы (дентин-паста)</w:t>
             </w:r>
           </w:p>
         </w:tc>
@@ -6011,7 +6011,7 @@
           </w:tcPr>
           <w:p>
             <w:r>
-              <w:t>Удаление 3-го моляра(зуб мудрости)</w:t>
+              <w:t>Удаление 3-го моляра (зуб мудрости)</w:t>
             </w:r>
           </w:p>
         </w:tc>
